--- a/resume-scrubber/test_populator/populated_CV-047378 CV for Stephanie Corpron.docx
+++ b/resume-scrubber/test_populator/populated_CV-047378 CV for Stephanie Corpron.docx
@@ -525,7 +525,7 @@
                   <w:rPr>
                     <w:rStyle w:val="ITCVBody"/>
                   </w:rPr>
-                  <w:t w:space="preserve">Serve as the scientific expert for Gilead’s HIV Treatment and Prevention portfolio across South Jersey and Delaware, engaging healthcare providers, investigators, and key opinion leaders through scientific exchange and evidence-based discussions.</w:t>
+                  <w:t w:space="preserve">Serve as the scientific expert for Gilead's HIV Treatment and Prevention portfolio across South Jersey and Delaware, engaging healthcare providers, investigators, and key opinion leaders through scientific exchange and evidence-based discussions.</w:t>
                 </w:r>
                 <w:r>
                   <w:rPr>
@@ -765,7 +765,7 @@
                   <w:rPr>
                     <w:rStyle w:val="ITCVBody"/>
                   </w:rPr>
-                  <w:t w:space="preserve">Demonstrate Gilead’s core values of integrity, accountability, excellence, teamwork, and inclusion while serving as a collaborative partner across internal and external networks.</w:t>
+                  <w:t w:space="preserve">Demonstrate Gilead's core values of integrity, accountability, excellence, teamwork, and inclusion while serving as a collaborative partner across internal and external networks.</w:t>
                 </w:r>
               </w:p>
               <w:p>
@@ -801,7 +801,7 @@
                   <w:rPr>
                     <w:rStyle w:val="ITCVBody"/>
                   </w:rPr>
-                  <w:t w:space="preserve">Delivered FDA label-consistent clinical education to healthcare professionals on Gilead’s HIV treatment portfolio, disease state considerations, and evolving treatment guidelines.</w:t>
+                  <w:t w:space="preserve">Delivered FDA label-consistent clinical education to healthcare professionals on Gilead's HIV treatment portfolio, disease state considerations, and evolving treatment guidelines.</w:t>
                 </w:r>
                 <w:r>
                   <w:rPr>
